--- a/Files/01 - Bereshis/05 - Chayai Sara/5787/Chaya Sara 5787.docx
+++ b/Files/01 - Bereshis/05 - Chayai Sara/5787/Chaya Sara 5787.docx
@@ -1577,7 +1577,19 @@
         <w:rPr>
           <w:rFonts w:ascii="Times New Roman" w:hAnsi="Times New Roman" w:cs="Times New Roman"/>
         </w:rPr>
-        <w:t>It’s a t</w:t>
+        <w:t>It</w:t>
+      </w:r>
+      <w:r>
+        <w:rPr>
+          <w:rFonts w:ascii="Times New Roman" w:hAnsi="Times New Roman" w:cs="Times New Roman"/>
+        </w:rPr>
+        <w:t>’</w:t>
+      </w:r>
+      <w:r>
+        <w:rPr>
+          <w:rFonts w:ascii="Times New Roman" w:hAnsi="Times New Roman" w:cs="Times New Roman"/>
+        </w:rPr>
+        <w:t>s a t</w:t>
       </w:r>
       <w:r>
         <w:rPr>
@@ -1722,6 +1734,7 @@
       </w:r>
     </w:p>
     <w:sectPr>
+      <w:footerReference w:type="default" r:id="rId6"/>
       <w:pgSz w:w="12240" w:h="15840"/>
       <w:pgMar w:top="1440" w:right="1440" w:bottom="1440" w:left="1440" w:header="720" w:footer="720" w:gutter="0"/>
       <w:cols w:space="720"/>
@@ -1729,6 +1742,117 @@
     </w:sectPr>
   </w:body>
 </w:document>
+</file>
+
+<file path=word/endnotes.xml><?xml version="1.0" encoding="utf-8"?>
+<w:endnotes xmlns:ve="http://schemas.openxmlformats.org/markup-compatibility/2006" xmlns:o="urn:schemas-microsoft-com:office:office" xmlns:r="http://schemas.openxmlformats.org/officeDocument/2006/relationships" xmlns:m="http://schemas.openxmlformats.org/officeDocument/2006/math" xmlns:v="urn:schemas-microsoft-com:vml" xmlns:wp="http://schemas.openxmlformats.org/drawingml/2006/wordprocessingDrawing" xmlns:w10="urn:schemas-microsoft-com:office:word" xmlns:w="http://schemas.openxmlformats.org/wordprocessingml/2006/main" xmlns:wne="http://schemas.microsoft.com/office/word/2006/wordml">
+  <w:endnote w:type="separator" w:id="-1">
+    <w:p>
+      <w:pPr>
+        <w:spacing w:after="0"/>
+      </w:pPr>
+      <w:r>
+        <w:separator/>
+      </w:r>
+    </w:p>
+  </w:endnote>
+  <w:endnote w:type="continuationSeparator" w:id="0">
+    <w:p>
+      <w:pPr>
+        <w:spacing w:after="0"/>
+      </w:pPr>
+      <w:r>
+        <w:continuationSeparator/>
+      </w:r>
+    </w:p>
+  </w:endnote>
+</w:endnotes>
+</file>
+
+<file path=word/footer1.xml><?xml version="1.0" encoding="utf-8"?>
+<w:ftr xmlns:ve="http://schemas.openxmlformats.org/markup-compatibility/2006" xmlns:o="urn:schemas-microsoft-com:office:office" xmlns:r="http://schemas.openxmlformats.org/officeDocument/2006/relationships" xmlns:m="http://schemas.openxmlformats.org/officeDocument/2006/math" xmlns:v="urn:schemas-microsoft-com:vml" xmlns:wp="http://schemas.openxmlformats.org/drawingml/2006/wordprocessingDrawing" xmlns:w10="urn:schemas-microsoft-com:office:word" xmlns:w="http://schemas.openxmlformats.org/wordprocessingml/2006/main" xmlns:wne="http://schemas.microsoft.com/office/word/2006/wordml">
+  <w:p>
+    <w:pPr>
+      <w:pStyle w:val="Footer"/>
+      <w:jc w:val="right"/>
+      <w:rPr>
+        <w:rFonts w:ascii="Times New Roman" w:hAnsi="Times New Roman" w:cs="Times New Roman"/>
+      </w:rPr>
+    </w:pPr>
+    <w:r>
+      <w:rPr>
+        <w:rFonts w:ascii="Times New Roman" w:hAnsi="Times New Roman" w:cs="Times New Roman"/>
+      </w:rPr>
+      <w:t>https://youtu.be/ceUsorUkIyY</w:t>
+    </w:r>
+    <w:r>
+      <w:rPr>
+        <w:rFonts w:ascii="Times New Roman" w:hAnsi="Times New Roman" w:cs="Times New Roman"/>
+        <w:noProof/>
+      </w:rPr>
+      <w:drawing>
+        <wp:inline distT="0" distB="0" distL="0" distR="0">
+          <wp:extent cx="457105" cy="457200"/>
+          <wp:effectExtent l="19050" t="0" r="95" b="0"/>
+          <wp:docPr id="1" name="Picture 0" descr="Parshas Chaya Sara _ 5787.png"/>
+          <wp:cNvGraphicFramePr>
+            <a:graphicFrameLocks xmlns:a="http://schemas.openxmlformats.org/drawingml/2006/main" noChangeAspect="1"/>
+          </wp:cNvGraphicFramePr>
+          <a:graphic xmlns:a="http://schemas.openxmlformats.org/drawingml/2006/main">
+            <a:graphicData uri="http://schemas.openxmlformats.org/drawingml/2006/picture">
+              <pic:pic xmlns:pic="http://schemas.openxmlformats.org/drawingml/2006/picture">
+                <pic:nvPicPr>
+                  <pic:cNvPr id="0" name="Parshas Chaya Sara _ 5787.png"/>
+                  <pic:cNvPicPr/>
+                </pic:nvPicPr>
+                <pic:blipFill>
+                  <a:blip r:embed="rId1"/>
+                  <a:stretch>
+                    <a:fillRect/>
+                  </a:stretch>
+                </pic:blipFill>
+                <pic:spPr>
+                  <a:xfrm>
+                    <a:off x="0" y="0"/>
+                    <a:ext cx="457105" cy="457200"/>
+                  </a:xfrm>
+                  <a:prstGeom prst="rect">
+                    <a:avLst/>
+                  </a:prstGeom>
+                </pic:spPr>
+              </pic:pic>
+            </a:graphicData>
+          </a:graphic>
+        </wp:inline>
+      </w:drawing>
+    </w:r>
+  </w:p>
+</w:ftr>
+</file>
+
+<file path=word/footnotes.xml><?xml version="1.0" encoding="utf-8"?>
+<w:footnotes xmlns:ve="http://schemas.openxmlformats.org/markup-compatibility/2006" xmlns:o="urn:schemas-microsoft-com:office:office" xmlns:r="http://schemas.openxmlformats.org/officeDocument/2006/relationships" xmlns:m="http://schemas.openxmlformats.org/officeDocument/2006/math" xmlns:v="urn:schemas-microsoft-com:vml" xmlns:wp="http://schemas.openxmlformats.org/drawingml/2006/wordprocessingDrawing" xmlns:w10="urn:schemas-microsoft-com:office:word" xmlns:w="http://schemas.openxmlformats.org/wordprocessingml/2006/main" xmlns:wne="http://schemas.microsoft.com/office/word/2006/wordml">
+  <w:footnote w:type="separator" w:id="-1">
+    <w:p>
+      <w:pPr>
+        <w:spacing w:after="0"/>
+      </w:pPr>
+      <w:r>
+        <w:separator/>
+      </w:r>
+    </w:p>
+  </w:footnote>
+  <w:footnote w:type="continuationSeparator" w:id="0">
+    <w:p>
+      <w:pPr>
+        <w:spacing w:after="0"/>
+      </w:pPr>
+      <w:r>
+        <w:continuationSeparator/>
+      </w:r>
+    </w:p>
+  </w:footnote>
+</w:footnotes>
 </file>
 
 <file path=word/styles.xml><?xml version="1.0" encoding="utf-8"?>
@@ -1920,6 +2044,84 @@
     <w:uiPriority w:val="99"/>
     <w:semiHidden/>
     <w:unhideWhenUsed/>
+  </w:style>
+  <w:style w:type="paragraph" w:styleId="Header">
+    <w:name w:val="header"/>
+    <w:basedOn w:val="Normal"/>
+    <w:link w:val="HeaderChar"/>
+    <w:uiPriority w:val="99"/>
+    <w:semiHidden/>
+    <w:unhideWhenUsed/>
+    <w:rsid w:val="00EE5ACA"/>
+    <w:pPr>
+      <w:tabs>
+        <w:tab w:val="center" w:pos="4680"/>
+        <w:tab w:val="right" w:pos="9360"/>
+      </w:tabs>
+      <w:spacing w:after="0"/>
+    </w:pPr>
+  </w:style>
+  <w:style w:type="character" w:customStyle="1" w:styleId="HeaderChar">
+    <w:name w:val="Header Char"/>
+    <w:basedOn w:val="DefaultParagraphFont"/>
+    <w:link w:val="Header"/>
+    <w:uiPriority w:val="99"/>
+    <w:semiHidden/>
+    <w:rsid w:val="00EE5ACA"/>
+  </w:style>
+  <w:style w:type="paragraph" w:styleId="Footer">
+    <w:name w:val="footer"/>
+    <w:basedOn w:val="Normal"/>
+    <w:link w:val="FooterChar"/>
+    <w:uiPriority w:val="99"/>
+    <w:semiHidden/>
+    <w:unhideWhenUsed/>
+    <w:rsid w:val="00EE5ACA"/>
+    <w:pPr>
+      <w:tabs>
+        <w:tab w:val="center" w:pos="4680"/>
+        <w:tab w:val="right" w:pos="9360"/>
+      </w:tabs>
+      <w:spacing w:after="0"/>
+    </w:pPr>
+  </w:style>
+  <w:style w:type="character" w:customStyle="1" w:styleId="FooterChar">
+    <w:name w:val="Footer Char"/>
+    <w:basedOn w:val="DefaultParagraphFont"/>
+    <w:link w:val="Footer"/>
+    <w:uiPriority w:val="99"/>
+    <w:semiHidden/>
+    <w:rsid w:val="00EE5ACA"/>
+  </w:style>
+  <w:style w:type="paragraph" w:styleId="BalloonText">
+    <w:name w:val="Balloon Text"/>
+    <w:basedOn w:val="Normal"/>
+    <w:link w:val="BalloonTextChar"/>
+    <w:uiPriority w:val="99"/>
+    <w:semiHidden/>
+    <w:unhideWhenUsed/>
+    <w:rsid w:val="00EE5ACA"/>
+    <w:pPr>
+      <w:spacing w:after="0"/>
+    </w:pPr>
+    <w:rPr>
+      <w:rFonts w:ascii="Tahoma" w:hAnsi="Tahoma" w:cs="Tahoma"/>
+      <w:sz w:val="16"/>
+      <w:szCs w:val="16"/>
+    </w:rPr>
+  </w:style>
+  <w:style w:type="character" w:customStyle="1" w:styleId="BalloonTextChar">
+    <w:name w:val="Balloon Text Char"/>
+    <w:basedOn w:val="DefaultParagraphFont"/>
+    <w:link w:val="BalloonText"/>
+    <w:uiPriority w:val="99"/>
+    <w:semiHidden/>
+    <w:rsid w:val="00EE5ACA"/>
+    <w:rPr>
+      <w:rFonts w:ascii="Tahoma" w:hAnsi="Tahoma" w:cs="Tahoma"/>
+      <w:sz w:val="16"/>
+      <w:szCs w:val="16"/>
+    </w:rPr>
   </w:style>
 </w:styles>
 </file>

--- a/Files/01 - Bereshis/05 - Chayai Sara/5787/Chaya Sara 5787.docx
+++ b/Files/01 - Bereshis/05 - Chayai Sara/5787/Chaya Sara 5787.docx
@@ -724,7 +724,7 @@
         <w:rPr>
           <w:rFonts w:ascii="Times New Roman" w:hAnsi="Times New Roman" w:cs="Times New Roman"/>
         </w:rPr>
-        <w:t>here are no pockets in</w:t>
+        <w:t xml:space="preserve">here are no pockets in </w:t>
       </w:r>
       <w:r>
         <w:rPr>
@@ -1051,7 +1051,7 @@
         <w:rPr>
           <w:rFonts w:ascii="Times New Roman" w:hAnsi="Times New Roman" w:cs="Times New Roman"/>
         </w:rPr>
-        <w:t>. What after all is</w:t>
+        <w:t xml:space="preserve">. What after all is </w:t>
       </w:r>
       <w:r>
         <w:rPr>
@@ -1170,7 +1170,7 @@
         <w:rPr>
           <w:rFonts w:ascii="Times New Roman" w:hAnsi="Times New Roman" w:cs="Times New Roman"/>
         </w:rPr>
-        <w:t>, that is the true</w:t>
+        <w:t xml:space="preserve">, that is the true </w:t>
       </w:r>
       <w:r>
         <w:rPr>
@@ -1301,7 +1301,7 @@
         <w:rPr>
           <w:rFonts w:ascii="Times New Roman" w:hAnsi="Times New Roman" w:cs="Times New Roman"/>
         </w:rPr>
-        <w:t>, full of people who are following in the footsteps of their</w:t>
+        <w:t xml:space="preserve">, full of people who are following in the footsteps of their </w:t>
       </w:r>
       <w:r>
         <w:rPr>
